--- a/Introdução à Ciência dos Dados.docx
+++ b/Introdução à Ciência dos Dados.docx
@@ -111,29 +111,33 @@
           <w:sz w:val="32"/>
           <w:szCs w:val="32"/>
         </w:rPr>
-        <w:t>Introdução à Ciência dos Dados</w:t>
-      </w:r>
-      <w:r>
+        <w:t>Introdução à Ciência dos Dados – 3º ano de Engenharia Informática</w:t>
+      </w:r>
+    </w:p>
+    <w:p>
+      <w:pPr>
+        <w:jc w:val="center"/>
         <w:rPr>
           <w:sz w:val="32"/>
           <w:szCs w:val="32"/>
         </w:rPr>
-        <w:t xml:space="preserve"> – </w:t>
-      </w:r>
+      </w:pPr>
       <w:r>
         <w:rPr>
           <w:sz w:val="32"/>
           <w:szCs w:val="32"/>
         </w:rPr>
-        <w:t>3</w:t>
-      </w:r>
-      <w:r>
+        <w:t xml:space="preserve">2025/2026 </w:t>
+      </w:r>
+    </w:p>
+    <w:p>
+      <w:pPr>
+        <w:jc w:val="center"/>
         <w:rPr>
           <w:sz w:val="32"/>
           <w:szCs w:val="32"/>
         </w:rPr>
-        <w:t>º ano de Engenharia Informática</w:t>
-      </w:r>
+      </w:pPr>
     </w:p>
     <w:p>
       <w:pPr>
@@ -143,50 +147,56 @@
           <w:szCs w:val="32"/>
         </w:rPr>
       </w:pPr>
-      <w:r>
+    </w:p>
+    <w:p>
+      <w:pPr>
+        <w:jc w:val="center"/>
         <w:rPr>
           <w:sz w:val="32"/>
           <w:szCs w:val="32"/>
         </w:rPr>
-        <w:t>202</w:t>
-      </w:r>
-      <w:r>
+      </w:pPr>
+    </w:p>
+    <w:p>
+      <w:pPr>
+        <w:jc w:val="center"/>
         <w:rPr>
           <w:sz w:val="32"/>
           <w:szCs w:val="32"/>
         </w:rPr>
-        <w:t>5</w:t>
-      </w:r>
-      <w:r>
+      </w:pPr>
+    </w:p>
+    <w:p>
+      <w:pPr>
+        <w:jc w:val="center"/>
         <w:rPr>
           <w:sz w:val="32"/>
           <w:szCs w:val="32"/>
         </w:rPr>
-        <w:t>/202</w:t>
-      </w:r>
-      <w:r>
+      </w:pPr>
+    </w:p>
+    <w:p>
+      <w:pPr>
+        <w:jc w:val="center"/>
         <w:rPr>
           <w:sz w:val="32"/>
           <w:szCs w:val="32"/>
         </w:rPr>
-        <w:t>6</w:t>
-      </w:r>
+      </w:pPr>
       <w:r>
         <w:rPr>
           <w:sz w:val="32"/>
           <w:szCs w:val="32"/>
         </w:rPr>
-        <w:t xml:space="preserve"> </w:t>
-      </w:r>
-    </w:p>
-    <w:p>
-      <w:pPr>
-        <w:jc w:val="center"/>
+        <w:t xml:space="preserve">Relatório do Trabalho Prático </w:t>
+      </w:r>
+      <w:r>
         <w:rPr>
           <w:sz w:val="32"/>
           <w:szCs w:val="32"/>
         </w:rPr>
-      </w:pPr>
+        <w:t>1</w:t>
+      </w:r>
     </w:p>
     <w:p>
       <w:pPr>
@@ -199,7 +209,7 @@
     </w:p>
     <w:p>
       <w:pPr>
-        <w:jc w:val="center"/>
+        <w:jc w:val="right"/>
         <w:rPr>
           <w:sz w:val="32"/>
           <w:szCs w:val="32"/>
@@ -208,7 +218,6 @@
     </w:p>
     <w:p>
       <w:pPr>
-        <w:jc w:val="center"/>
         <w:rPr>
           <w:sz w:val="32"/>
           <w:szCs w:val="32"/>
@@ -226,35 +235,35 @@
     </w:p>
     <w:p>
       <w:pPr>
-        <w:jc w:val="center"/>
         <w:rPr>
           <w:sz w:val="32"/>
           <w:szCs w:val="32"/>
         </w:rPr>
       </w:pPr>
-      <w:r>
+    </w:p>
+    <w:p>
+      <w:pPr>
         <w:rPr>
           <w:sz w:val="32"/>
           <w:szCs w:val="32"/>
         </w:rPr>
-        <w:t xml:space="preserve">Relatório do Trabalho Prático </w:t>
-      </w:r>
-      <w:r>
+      </w:pPr>
+    </w:p>
+    <w:p>
+      <w:pPr>
+        <w:jc w:val="right"/>
         <w:rPr>
           <w:sz w:val="32"/>
           <w:szCs w:val="32"/>
         </w:rPr>
-        <w:t>1</w:t>
-      </w:r>
-    </w:p>
-    <w:p>
-      <w:pPr>
-        <w:jc w:val="center"/>
+      </w:pPr>
+      <w:r>
         <w:rPr>
           <w:sz w:val="32"/>
           <w:szCs w:val="32"/>
         </w:rPr>
-      </w:pPr>
+        <w:t>Feito por:</w:t>
+      </w:r>
     </w:p>
     <w:p>
       <w:pPr>
@@ -264,104 +273,48 @@
           <w:szCs w:val="32"/>
         </w:rPr>
       </w:pPr>
-    </w:p>
-    <w:p>
-      <w:pPr>
+      <w:r>
         <w:rPr>
           <w:sz w:val="32"/>
           <w:szCs w:val="32"/>
         </w:rPr>
-      </w:pPr>
-    </w:p>
-    <w:p>
-      <w:pPr>
-        <w:jc w:val="center"/>
+        <w:t>Luís Carvalho, al81967</w:t>
+      </w:r>
+    </w:p>
+    <w:p>
+      <w:pPr>
+        <w:jc w:val="right"/>
         <w:rPr>
           <w:sz w:val="32"/>
           <w:szCs w:val="32"/>
         </w:rPr>
       </w:pPr>
-    </w:p>
-    <w:p>
-      <w:pPr>
+      <w:r>
         <w:rPr>
           <w:sz w:val="32"/>
           <w:szCs w:val="32"/>
         </w:rPr>
-      </w:pPr>
-    </w:p>
-    <w:p>
-      <w:pPr>
+        <w:t>João Nogueira, al</w:t>
+      </w:r>
+      <w:r>
         <w:rPr>
           <w:sz w:val="32"/>
           <w:szCs w:val="32"/>
         </w:rPr>
-      </w:pPr>
-    </w:p>
-    <w:p>
-      <w:pPr>
-        <w:jc w:val="right"/>
-        <w:rPr>
-          <w:sz w:val="32"/>
-          <w:szCs w:val="32"/>
-        </w:rPr>
-      </w:pPr>
-      <w:r>
-        <w:rPr>
-          <w:sz w:val="32"/>
-          <w:szCs w:val="32"/>
-        </w:rPr>
-        <w:t>Feito por:</w:t>
-      </w:r>
-    </w:p>
-    <w:p>
-      <w:pPr>
-        <w:jc w:val="right"/>
-        <w:rPr>
-          <w:sz w:val="32"/>
-          <w:szCs w:val="32"/>
-        </w:rPr>
-      </w:pPr>
-      <w:r>
-        <w:rPr>
-          <w:sz w:val="32"/>
-          <w:szCs w:val="32"/>
-        </w:rPr>
-        <w:t>Luís Carvalho, al81967</w:t>
-      </w:r>
-    </w:p>
-    <w:p>
-      <w:pPr>
-        <w:jc w:val="right"/>
-        <w:rPr>
-          <w:sz w:val="32"/>
-          <w:szCs w:val="32"/>
-        </w:rPr>
-      </w:pPr>
-      <w:r>
-        <w:rPr>
-          <w:sz w:val="32"/>
-          <w:szCs w:val="32"/>
-        </w:rPr>
-        <w:t>João Nogueira</w:t>
-      </w:r>
-      <w:r>
-        <w:rPr>
-          <w:sz w:val="32"/>
-          <w:szCs w:val="32"/>
-        </w:rPr>
-        <w:t>, al</w:t>
-      </w:r>
-      <w:r>
-        <w:rPr>
-          <w:sz w:val="32"/>
-          <w:szCs w:val="32"/>
-        </w:rPr>
         <w:t>81605</w:t>
       </w:r>
     </w:p>
     <w:sdt>
       <w:sdtPr>
+        <w:rPr>
+          <w:rFonts w:asciiTheme="minorHAnsi" w:eastAsiaTheme="minorHAnsi" w:hAnsiTheme="minorHAnsi" w:cstheme="minorBidi"/>
+          <w:color w:val="auto"/>
+          <w:kern w:val="2"/>
+          <w:sz w:val="24"/>
+          <w:szCs w:val="24"/>
+          <w:lang w:eastAsia="en-US"/>
+          <w14:ligatures w14:val="standardContextual"/>
+        </w:rPr>
         <w:id w:val="1158725306"/>
         <w:docPartObj>
           <w:docPartGallery w:val="Table of Contents"/>
@@ -370,15 +323,8 @@
       </w:sdtPr>
       <w:sdtEndPr>
         <w:rPr>
-          <w:rFonts w:asciiTheme="minorHAnsi" w:eastAsiaTheme="minorHAnsi" w:hAnsiTheme="minorHAnsi" w:cstheme="minorBidi"/>
-          <w:b/>
-          <w:bCs/>
-          <w:color w:val="auto"/>
-          <w:kern w:val="2"/>
-          <w:sz w:val="24"/>
-          <w:szCs w:val="24"/>
-          <w:lang w:eastAsia="en-US"/>
-          <w14:ligatures w14:val="standardContextual"/>
+          <w:b/>
+          <w:bCs/>
         </w:rPr>
       </w:sdtEndPr>
       <w:sdtContent>
@@ -397,7 +343,9 @@
               <w:tab w:val="right" w:leader="dot" w:pos="8494"/>
             </w:tabs>
             <w:rPr>
+              <w:rFonts w:eastAsiaTheme="minorEastAsia"/>
               <w:noProof/>
+              <w:lang w:eastAsia="pt-PT"/>
             </w:rPr>
           </w:pPr>
           <w:r>
@@ -409,7 +357,7 @@
           <w:r>
             <w:fldChar w:fldCharType="separate"/>
           </w:r>
-          <w:hyperlink w:anchor="_Toc226537554" w:history="1">
+          <w:hyperlink w:anchor="_Toc226551494" w:history="1">
             <w:r>
               <w:rPr>
                 <w:rStyle w:val="Hiperligao"/>
@@ -436,7 +384,7 @@
                 <w:noProof/>
                 <w:webHidden/>
               </w:rPr>
-              <w:instrText xml:space="preserve"> PAGEREF _Toc226537554 \h </w:instrText>
+              <w:instrText xml:space="preserve"> PAGEREF _Toc226551494 \h </w:instrText>
             </w:r>
             <w:r>
               <w:rPr>
@@ -474,10 +422,12 @@
               <w:tab w:val="right" w:leader="dot" w:pos="8494"/>
             </w:tabs>
             <w:rPr>
+              <w:rFonts w:eastAsiaTheme="minorEastAsia"/>
               <w:noProof/>
+              <w:lang w:eastAsia="pt-PT"/>
             </w:rPr>
           </w:pPr>
-          <w:hyperlink w:anchor="_Toc226537555" w:history="1">
+          <w:hyperlink w:anchor="_Toc226551495" w:history="1">
             <w:r>
               <w:rPr>
                 <w:rStyle w:val="Hiperligao"/>
@@ -504,7 +454,7 @@
                 <w:noProof/>
                 <w:webHidden/>
               </w:rPr>
-              <w:instrText xml:space="preserve"> PAGEREF _Toc226537555 \h </w:instrText>
+              <w:instrText xml:space="preserve"> PAGEREF _Toc226551495 \h </w:instrText>
             </w:r>
             <w:r>
               <w:rPr>
@@ -542,10 +492,12 @@
               <w:tab w:val="right" w:leader="dot" w:pos="8494"/>
             </w:tabs>
             <w:rPr>
+              <w:rFonts w:eastAsiaTheme="minorEastAsia"/>
               <w:noProof/>
+              <w:lang w:eastAsia="pt-PT"/>
             </w:rPr>
           </w:pPr>
-          <w:hyperlink w:anchor="_Toc226537556" w:history="1">
+          <w:hyperlink w:anchor="_Toc226551496" w:history="1">
             <w:r>
               <w:rPr>
                 <w:rStyle w:val="Hiperligao"/>
@@ -572,7 +524,7 @@
                 <w:noProof/>
                 <w:webHidden/>
               </w:rPr>
-              <w:instrText xml:space="preserve"> PAGEREF _Toc226537556 \h </w:instrText>
+              <w:instrText xml:space="preserve"> PAGEREF _Toc226551496 \h </w:instrText>
             </w:r>
             <w:r>
               <w:rPr>
@@ -610,10 +562,12 @@
               <w:tab w:val="right" w:leader="dot" w:pos="8494"/>
             </w:tabs>
             <w:rPr>
+              <w:rFonts w:eastAsiaTheme="minorEastAsia"/>
               <w:noProof/>
+              <w:lang w:eastAsia="pt-PT"/>
             </w:rPr>
           </w:pPr>
-          <w:hyperlink w:anchor="_Toc226537557" w:history="1">
+          <w:hyperlink w:anchor="_Toc226551497" w:history="1">
             <w:r>
               <w:rPr>
                 <w:rStyle w:val="Hiperligao"/>
@@ -640,7 +594,7 @@
                 <w:noProof/>
                 <w:webHidden/>
               </w:rPr>
-              <w:instrText xml:space="preserve"> PAGEREF _Toc226537557 \h </w:instrText>
+              <w:instrText xml:space="preserve"> PAGEREF _Toc226551497 \h </w:instrText>
             </w:r>
             <w:r>
               <w:rPr>
@@ -678,10 +632,12 @@
               <w:tab w:val="right" w:leader="dot" w:pos="8494"/>
             </w:tabs>
             <w:rPr>
+              <w:rFonts w:eastAsiaTheme="minorEastAsia"/>
               <w:noProof/>
+              <w:lang w:eastAsia="pt-PT"/>
             </w:rPr>
           </w:pPr>
-          <w:hyperlink w:anchor="_Toc226537558" w:history="1">
+          <w:hyperlink w:anchor="_Toc226551498" w:history="1">
             <w:r>
               <w:rPr>
                 <w:rStyle w:val="Hiperligao"/>
@@ -708,7 +664,7 @@
                 <w:noProof/>
                 <w:webHidden/>
               </w:rPr>
-              <w:instrText xml:space="preserve"> PAGEREF _Toc226537558 \h </w:instrText>
+              <w:instrText xml:space="preserve"> PAGEREF _Toc226551498 \h </w:instrText>
             </w:r>
             <w:r>
               <w:rPr>
@@ -746,10 +702,12 @@
               <w:tab w:val="right" w:leader="dot" w:pos="8494"/>
             </w:tabs>
             <w:rPr>
+              <w:rFonts w:eastAsiaTheme="minorEastAsia"/>
               <w:noProof/>
+              <w:lang w:eastAsia="pt-PT"/>
             </w:rPr>
           </w:pPr>
-          <w:hyperlink w:anchor="_Toc226537559" w:history="1">
+          <w:hyperlink w:anchor="_Toc226551499" w:history="1">
             <w:r>
               <w:rPr>
                 <w:rStyle w:val="Hiperligao"/>
@@ -776,7 +734,7 @@
                 <w:noProof/>
                 <w:webHidden/>
               </w:rPr>
-              <w:instrText xml:space="preserve"> PAGEREF _Toc226537559 \h </w:instrText>
+              <w:instrText xml:space="preserve"> PAGEREF _Toc226551499 \h </w:instrText>
             </w:r>
             <w:r>
               <w:rPr>
@@ -814,10 +772,12 @@
               <w:tab w:val="right" w:leader="dot" w:pos="8494"/>
             </w:tabs>
             <w:rPr>
+              <w:rFonts w:eastAsiaTheme="minorEastAsia"/>
               <w:noProof/>
+              <w:lang w:eastAsia="pt-PT"/>
             </w:rPr>
           </w:pPr>
-          <w:hyperlink w:anchor="_Toc226537560" w:history="1">
+          <w:hyperlink w:anchor="_Toc226551500" w:history="1">
             <w:r>
               <w:rPr>
                 <w:rStyle w:val="Hiperligao"/>
@@ -844,7 +804,7 @@
                 <w:noProof/>
                 <w:webHidden/>
               </w:rPr>
-              <w:instrText xml:space="preserve"> PAGEREF _Toc226537560 \h </w:instrText>
+              <w:instrText xml:space="preserve"> PAGEREF _Toc226551500 \h </w:instrText>
             </w:r>
             <w:r>
               <w:rPr>
@@ -882,10 +842,12 @@
               <w:tab w:val="right" w:leader="dot" w:pos="8494"/>
             </w:tabs>
             <w:rPr>
+              <w:rFonts w:eastAsiaTheme="minorEastAsia"/>
               <w:noProof/>
+              <w:lang w:eastAsia="pt-PT"/>
             </w:rPr>
           </w:pPr>
-          <w:hyperlink w:anchor="_Toc226537561" w:history="1">
+          <w:hyperlink w:anchor="_Toc226551501" w:history="1">
             <w:r>
               <w:rPr>
                 <w:rStyle w:val="Hiperligao"/>
@@ -912,7 +874,7 @@
                 <w:noProof/>
                 <w:webHidden/>
               </w:rPr>
-              <w:instrText xml:space="preserve"> PAGEREF _Toc226537561 \h </w:instrText>
+              <w:instrText xml:space="preserve"> PAGEREF _Toc226551501 \h </w:instrText>
             </w:r>
             <w:r>
               <w:rPr>
@@ -950,10 +912,12 @@
               <w:tab w:val="right" w:leader="dot" w:pos="8494"/>
             </w:tabs>
             <w:rPr>
+              <w:rFonts w:eastAsiaTheme="minorEastAsia"/>
               <w:noProof/>
+              <w:lang w:eastAsia="pt-PT"/>
             </w:rPr>
           </w:pPr>
-          <w:hyperlink w:anchor="_Toc226537562" w:history="1">
+          <w:hyperlink w:anchor="_Toc226551502" w:history="1">
             <w:r>
               <w:rPr>
                 <w:rStyle w:val="Hiperligao"/>
@@ -980,7 +944,7 @@
                 <w:noProof/>
                 <w:webHidden/>
               </w:rPr>
-              <w:instrText xml:space="preserve"> PAGEREF _Toc226537562 \h </w:instrText>
+              <w:instrText xml:space="preserve"> PAGEREF _Toc226551502 \h </w:instrText>
             </w:r>
             <w:r>
               <w:rPr>
@@ -1044,12 +1008,12 @@
       <w:pPr>
         <w:pStyle w:val="Ttulo1"/>
       </w:pPr>
-      <w:bookmarkStart w:id="0" w:name="_Toc226537554"/>
     </w:p>
     <w:p>
       <w:pPr>
         <w:pStyle w:val="Ttulo1"/>
       </w:pPr>
+      <w:bookmarkStart w:id="0" w:name="_Toc226551494"/>
       <w:r>
         <w:t>1. Introdução</w:t>
       </w:r>
@@ -1092,12 +1056,12 @@
       <w:pPr>
         <w:pStyle w:val="Ttulo1"/>
       </w:pPr>
-      <w:bookmarkStart w:id="1" w:name="_Toc226537555"/>
     </w:p>
     <w:p>
       <w:pPr>
         <w:pStyle w:val="Ttulo1"/>
       </w:pPr>
+      <w:bookmarkStart w:id="1" w:name="_Toc226551495"/>
       <w:r>
         <w:t>2. Resolução Prática e Análise de Resultados</w:t>
       </w:r>
@@ -1107,12 +1071,9 @@
       <w:pPr>
         <w:pStyle w:val="Ttulo2"/>
       </w:pPr>
-      <w:bookmarkStart w:id="2" w:name="_Toc226537556"/>
-      <w:r>
-        <w:t>Exercício 1</w:t>
-      </w:r>
-      <w:r>
-        <w:t>: Filtragem e Exportação de Dados</w:t>
+      <w:bookmarkStart w:id="2" w:name="_Toc226551496"/>
+      <w:r>
+        <w:t>Exercício 1: Filtragem e Exportação de Dados</w:t>
       </w:r>
       <w:bookmarkEnd w:id="2"/>
       <w:r>
@@ -1158,7 +1119,7 @@
       <w:pPr>
         <w:pStyle w:val="Ttulo2"/>
       </w:pPr>
-      <w:bookmarkStart w:id="3" w:name="_Toc226537557"/>
+      <w:bookmarkStart w:id="3" w:name="_Toc226551497"/>
       <w:r>
         <w:t>Exercício 2: Análise de Engajamento por País</w:t>
       </w:r>
@@ -1181,6 +1142,9 @@
     </w:p>
     <w:p>
       <w:r>
+        <w:rPr>
+          <w:noProof/>
+        </w:rPr>
         <w:drawing>
           <wp:anchor distT="0" distB="0" distL="114300" distR="114300" simplePos="0" relativeHeight="251658240" behindDoc="1" locked="0" layoutInCell="1" allowOverlap="1" wp14:anchorId="378D53A8" wp14:editId="1A2F4CD5">
             <wp:simplePos x="0" y="0"/>
@@ -1402,7 +1366,7 @@
       <w:pPr>
         <w:pStyle w:val="Ttulo2"/>
       </w:pPr>
-      <w:bookmarkStart w:id="4" w:name="_Toc226537558"/>
+      <w:bookmarkStart w:id="4" w:name="_Toc226551498"/>
       <w:r>
         <w:t>Exercício 3: Distribuição de Género nos EUA</w:t>
       </w:r>
@@ -1576,6 +1540,9 @@
         </mc:AlternateContent>
       </w:r>
       <w:r>
+        <w:rPr>
+          <w:noProof/>
+        </w:rPr>
         <w:drawing>
           <wp:anchor distT="0" distB="0" distL="114300" distR="114300" simplePos="0" relativeHeight="251659264" behindDoc="1" locked="0" layoutInCell="1" allowOverlap="1" wp14:anchorId="3ABC9398" wp14:editId="373491DD">
             <wp:simplePos x="0" y="0"/>
@@ -1812,7 +1779,7 @@
       <w:pPr>
         <w:pStyle w:val="Ttulo2"/>
       </w:pPr>
-      <w:bookmarkStart w:id="5" w:name="_Toc226537559"/>
+      <w:bookmarkStart w:id="5" w:name="_Toc226551499"/>
       <w:r>
         <w:t>Exercício 4: Otimização de Pesquisa de Alunos</w:t>
       </w:r>
@@ -1861,14 +1828,7 @@
           <w:b/>
           <w:bCs/>
         </w:rPr>
-        <w:t>68.</w:t>
-      </w:r>
-      <w:r>
-        <w:rPr>
-          <w:b/>
-          <w:bCs/>
-        </w:rPr>
-        <w:t>1</w:t>
+        <w:t>68.1</w:t>
       </w:r>
       <w:r>
         <w:t xml:space="preserve">, </w:t>
@@ -1904,7 +1864,7 @@
       <w:pPr>
         <w:pStyle w:val="Ttulo2"/>
       </w:pPr>
-      <w:bookmarkStart w:id="6" w:name="_Toc226537560"/>
+      <w:bookmarkStart w:id="6" w:name="_Toc226551500"/>
       <w:r>
         <w:lastRenderedPageBreak/>
         <w:t>Exercício 5: Regressão Linear Simples</w:t>
@@ -1996,6 +1956,9 @@
         <w:keepNext/>
       </w:pPr>
       <w:r>
+        <w:rPr>
+          <w:noProof/>
+        </w:rPr>
         <w:drawing>
           <wp:inline distT="0" distB="0" distL="0" distR="0" wp14:anchorId="7B496C8A" wp14:editId="472C6888">
             <wp:extent cx="5400040" cy="3523615"/>
@@ -2169,7 +2132,7 @@
       <w:pPr>
         <w:pStyle w:val="Ttulo2"/>
       </w:pPr>
-      <w:bookmarkStart w:id="7" w:name="_Toc226537561"/>
+      <w:bookmarkStart w:id="7" w:name="_Toc226551501"/>
       <w:r>
         <w:lastRenderedPageBreak/>
         <w:t>Exercício 6: Previsão com Machine Learning</w:t>
@@ -2415,6 +2378,9 @@
         </mc:AlternateContent>
       </w:r>
       <w:r>
+        <w:rPr>
+          <w:noProof/>
+        </w:rPr>
         <w:drawing>
           <wp:anchor distT="0" distB="0" distL="114300" distR="114300" simplePos="0" relativeHeight="251662336" behindDoc="1" locked="0" layoutInCell="1" allowOverlap="1" wp14:anchorId="346D813E" wp14:editId="380406AE">
             <wp:simplePos x="0" y="0"/>
@@ -2674,13 +2640,101 @@
       </w:r>
     </w:p>
     <w:p/>
-    <w:p/>
-    <w:p/>
-    <w:p/>
-    <w:p/>
-    <w:p/>
-    <w:p/>
-    <w:p/>
+    <w:p>
+      <w:r>
+        <w:rPr>
+          <w:b/>
+          <w:bCs/>
+        </w:rPr>
+        <w:t>Nota Final sobre a Modelação:</w:t>
+      </w:r>
+      <w:r>
+        <w:t xml:space="preserve"> </w:t>
+      </w:r>
+    </w:p>
+    <w:p>
+      <w:r>
+        <w:t xml:space="preserve">Para despistar a possibilidade de as variáveis possuírem relações não-lineares complexas que escapassem à Regressão Linear, procedeu-se ainda a um teste com o algoritmo </w:t>
+      </w:r>
+      <w:proofErr w:type="spellStart"/>
+      <w:r>
+        <w:rPr>
+          <w:i/>
+          <w:iCs/>
+        </w:rPr>
+        <w:t>Random</w:t>
+      </w:r>
+      <w:proofErr w:type="spellEnd"/>
+      <w:r>
+        <w:rPr>
+          <w:i/>
+          <w:iCs/>
+        </w:rPr>
+        <w:t xml:space="preserve"> </w:t>
+      </w:r>
+      <w:proofErr w:type="spellStart"/>
+      <w:r>
+        <w:rPr>
+          <w:i/>
+          <w:iCs/>
+        </w:rPr>
+        <w:t>Forest</w:t>
+      </w:r>
+      <w:proofErr w:type="spellEnd"/>
+      <w:r>
+        <w:rPr>
+          <w:i/>
+          <w:iCs/>
+        </w:rPr>
+        <w:t xml:space="preserve"> </w:t>
+      </w:r>
+      <w:proofErr w:type="spellStart"/>
+      <w:r>
+        <w:rPr>
+          <w:i/>
+          <w:iCs/>
+        </w:rPr>
+        <w:t>Regressor</w:t>
+      </w:r>
+      <w:proofErr w:type="spellEnd"/>
+      <w:r>
+        <w:t xml:space="preserve">. O modelo obteve </w:t>
+      </w:r>
+      <w:r>
+        <w:t xml:space="preserve">R² = </w:t>
+      </w:r>
+      <w:r>
+        <w:t xml:space="preserve"> </w:t>
+      </w:r>
+      <w:r>
+        <w:rPr>
+          <w:b/>
+          <w:bCs/>
+        </w:rPr>
+        <w:t>-0.3150</w:t>
+      </w:r>
+      <w:r>
+        <w:t xml:space="preserve">. Este valor manifestamente negativo confirma que o algoritmo sofreu um </w:t>
+      </w:r>
+      <w:proofErr w:type="spellStart"/>
+      <w:r>
+        <w:rPr>
+          <w:i/>
+          <w:iCs/>
+        </w:rPr>
+        <w:t>overfitting</w:t>
+      </w:r>
+      <w:proofErr w:type="spellEnd"/>
+      <w:r>
+        <w:t xml:space="preserve"> severo ao ruído presente nos dados de treino. Fica assim provada, para lá de qualquer dúvida razoável, a inexistência de padrões lógicos neste conjunto de dados</w:t>
+      </w:r>
+      <w:r>
+        <w:t>. C</w:t>
+      </w:r>
+      <w:r>
+        <w:t>onsequentemente, torna-se estatística e matematicamente impossível extrair qualquer modelo preditivo realista deste conjunto de dados.</w:t>
+      </w:r>
+    </w:p>
     <w:p/>
     <w:p/>
     <w:p/>
@@ -2688,7 +2742,7 @@
       <w:pPr>
         <w:pStyle w:val="Ttulo1"/>
       </w:pPr>
-      <w:bookmarkStart w:id="8" w:name="_Toc226537562"/>
+      <w:bookmarkStart w:id="8" w:name="_Toc226551502"/>
       <w:r>
         <w:lastRenderedPageBreak/>
         <w:t>3. Conclusão</w:t>
@@ -2697,7 +2751,15 @@
     </w:p>
     <w:p>
       <w:r>
-        <w:t xml:space="preserve">O desenvolvimento deste trabalho experimental permitiu aplicar na prática conceitos fundamentais de extração, manipulação e análise estatística de dados. Através da linguagem Python e das bibliotecas pandas, matplotlib e </w:t>
+        <w:t xml:space="preserve">O desenvolvimento deste trabalho experimental permitiu aplicar na prática conceitos fundamentais de extração, manipulação e análise estatística de dados. Através da linguagem Python e das bibliotecas pandas, </w:t>
+      </w:r>
+      <w:proofErr w:type="spellStart"/>
+      <w:r>
+        <w:t>matplotlib</w:t>
+      </w:r>
+      <w:proofErr w:type="spellEnd"/>
+      <w:r>
+        <w:t xml:space="preserve"> e </w:t>
       </w:r>
       <w:proofErr w:type="spellStart"/>
       <w:r>
@@ -2872,6 +2934,155 @@
     </w:lvl>
   </w:abstractNum>
   <w:abstractNum w:abstractNumId="1" w15:restartNumberingAfterBreak="0">
+    <w:nsid w:val="12A04774"/>
+    <w:multiLevelType w:val="multilevel"/>
+    <w:tmpl w:val="E8F478D0"/>
+    <w:lvl w:ilvl="0">
+      <w:start w:val="1"/>
+      <w:numFmt w:val="bullet"/>
+      <w:lvlText w:val=""/>
+      <w:lvlJc w:val="left"/>
+      <w:pPr>
+        <w:tabs>
+          <w:tab w:val="num" w:pos="720"/>
+        </w:tabs>
+        <w:ind w:left="720" w:hanging="360"/>
+      </w:pPr>
+      <w:rPr>
+        <w:rFonts w:ascii="Symbol" w:hAnsi="Symbol" w:hint="default"/>
+        <w:sz w:val="20"/>
+      </w:rPr>
+    </w:lvl>
+    <w:lvl w:ilvl="1" w:tentative="1">
+      <w:start w:val="1"/>
+      <w:numFmt w:val="bullet"/>
+      <w:lvlText w:val="o"/>
+      <w:lvlJc w:val="left"/>
+      <w:pPr>
+        <w:tabs>
+          <w:tab w:val="num" w:pos="1440"/>
+        </w:tabs>
+        <w:ind w:left="1440" w:hanging="360"/>
+      </w:pPr>
+      <w:rPr>
+        <w:rFonts w:ascii="Courier New" w:hAnsi="Courier New" w:hint="default"/>
+        <w:sz w:val="20"/>
+      </w:rPr>
+    </w:lvl>
+    <w:lvl w:ilvl="2" w:tentative="1">
+      <w:start w:val="1"/>
+      <w:numFmt w:val="bullet"/>
+      <w:lvlText w:val=""/>
+      <w:lvlJc w:val="left"/>
+      <w:pPr>
+        <w:tabs>
+          <w:tab w:val="num" w:pos="2160"/>
+        </w:tabs>
+        <w:ind w:left="2160" w:hanging="360"/>
+      </w:pPr>
+      <w:rPr>
+        <w:rFonts w:ascii="Wingdings" w:hAnsi="Wingdings" w:hint="default"/>
+        <w:sz w:val="20"/>
+      </w:rPr>
+    </w:lvl>
+    <w:lvl w:ilvl="3" w:tentative="1">
+      <w:start w:val="1"/>
+      <w:numFmt w:val="bullet"/>
+      <w:lvlText w:val=""/>
+      <w:lvlJc w:val="left"/>
+      <w:pPr>
+        <w:tabs>
+          <w:tab w:val="num" w:pos="2880"/>
+        </w:tabs>
+        <w:ind w:left="2880" w:hanging="360"/>
+      </w:pPr>
+      <w:rPr>
+        <w:rFonts w:ascii="Wingdings" w:hAnsi="Wingdings" w:hint="default"/>
+        <w:sz w:val="20"/>
+      </w:rPr>
+    </w:lvl>
+    <w:lvl w:ilvl="4" w:tentative="1">
+      <w:start w:val="1"/>
+      <w:numFmt w:val="bullet"/>
+      <w:lvlText w:val=""/>
+      <w:lvlJc w:val="left"/>
+      <w:pPr>
+        <w:tabs>
+          <w:tab w:val="num" w:pos="3600"/>
+        </w:tabs>
+        <w:ind w:left="3600" w:hanging="360"/>
+      </w:pPr>
+      <w:rPr>
+        <w:rFonts w:ascii="Wingdings" w:hAnsi="Wingdings" w:hint="default"/>
+        <w:sz w:val="20"/>
+      </w:rPr>
+    </w:lvl>
+    <w:lvl w:ilvl="5" w:tentative="1">
+      <w:start w:val="1"/>
+      <w:numFmt w:val="bullet"/>
+      <w:lvlText w:val=""/>
+      <w:lvlJc w:val="left"/>
+      <w:pPr>
+        <w:tabs>
+          <w:tab w:val="num" w:pos="4320"/>
+        </w:tabs>
+        <w:ind w:left="4320" w:hanging="360"/>
+      </w:pPr>
+      <w:rPr>
+        <w:rFonts w:ascii="Wingdings" w:hAnsi="Wingdings" w:hint="default"/>
+        <w:sz w:val="20"/>
+      </w:rPr>
+    </w:lvl>
+    <w:lvl w:ilvl="6" w:tentative="1">
+      <w:start w:val="1"/>
+      <w:numFmt w:val="bullet"/>
+      <w:lvlText w:val=""/>
+      <w:lvlJc w:val="left"/>
+      <w:pPr>
+        <w:tabs>
+          <w:tab w:val="num" w:pos="5040"/>
+        </w:tabs>
+        <w:ind w:left="5040" w:hanging="360"/>
+      </w:pPr>
+      <w:rPr>
+        <w:rFonts w:ascii="Wingdings" w:hAnsi="Wingdings" w:hint="default"/>
+        <w:sz w:val="20"/>
+      </w:rPr>
+    </w:lvl>
+    <w:lvl w:ilvl="7" w:tentative="1">
+      <w:start w:val="1"/>
+      <w:numFmt w:val="bullet"/>
+      <w:lvlText w:val=""/>
+      <w:lvlJc w:val="left"/>
+      <w:pPr>
+        <w:tabs>
+          <w:tab w:val="num" w:pos="5760"/>
+        </w:tabs>
+        <w:ind w:left="5760" w:hanging="360"/>
+      </w:pPr>
+      <w:rPr>
+        <w:rFonts w:ascii="Wingdings" w:hAnsi="Wingdings" w:hint="default"/>
+        <w:sz w:val="20"/>
+      </w:rPr>
+    </w:lvl>
+    <w:lvl w:ilvl="8" w:tentative="1">
+      <w:start w:val="1"/>
+      <w:numFmt w:val="bullet"/>
+      <w:lvlText w:val=""/>
+      <w:lvlJc w:val="left"/>
+      <w:pPr>
+        <w:tabs>
+          <w:tab w:val="num" w:pos="6480"/>
+        </w:tabs>
+        <w:ind w:left="6480" w:hanging="360"/>
+      </w:pPr>
+      <w:rPr>
+        <w:rFonts w:ascii="Wingdings" w:hAnsi="Wingdings" w:hint="default"/>
+        <w:sz w:val="20"/>
+      </w:rPr>
+    </w:lvl>
+  </w:abstractNum>
+  <w:abstractNum w:abstractNumId="2" w15:restartNumberingAfterBreak="0">
     <w:nsid w:val="131A6D55"/>
     <w:multiLevelType w:val="multilevel"/>
     <w:tmpl w:val="3AA426C2"/>
@@ -3020,7 +3231,7 @@
       </w:rPr>
     </w:lvl>
   </w:abstractNum>
-  <w:abstractNum w:abstractNumId="2" w15:restartNumberingAfterBreak="0">
+  <w:abstractNum w:abstractNumId="3" w15:restartNumberingAfterBreak="0">
     <w:nsid w:val="1CE4014F"/>
     <w:multiLevelType w:val="multilevel"/>
     <w:tmpl w:val="A73E9234"/>
@@ -3169,7 +3380,7 @@
       </w:rPr>
     </w:lvl>
   </w:abstractNum>
-  <w:abstractNum w:abstractNumId="3" w15:restartNumberingAfterBreak="0">
+  <w:abstractNum w:abstractNumId="4" w15:restartNumberingAfterBreak="0">
     <w:nsid w:val="28F87BC0"/>
     <w:multiLevelType w:val="multilevel"/>
     <w:tmpl w:val="7D48C1E2"/>
@@ -3318,7 +3529,156 @@
       </w:rPr>
     </w:lvl>
   </w:abstractNum>
-  <w:abstractNum w:abstractNumId="4" w15:restartNumberingAfterBreak="0">
+  <w:abstractNum w:abstractNumId="5" w15:restartNumberingAfterBreak="0">
+    <w:nsid w:val="2D750CA8"/>
+    <w:multiLevelType w:val="multilevel"/>
+    <w:tmpl w:val="9AF41E38"/>
+    <w:lvl w:ilvl="0">
+      <w:start w:val="1"/>
+      <w:numFmt w:val="bullet"/>
+      <w:lvlText w:val=""/>
+      <w:lvlJc w:val="left"/>
+      <w:pPr>
+        <w:tabs>
+          <w:tab w:val="num" w:pos="720"/>
+        </w:tabs>
+        <w:ind w:left="720" w:hanging="360"/>
+      </w:pPr>
+      <w:rPr>
+        <w:rFonts w:ascii="Symbol" w:hAnsi="Symbol" w:hint="default"/>
+        <w:sz w:val="20"/>
+      </w:rPr>
+    </w:lvl>
+    <w:lvl w:ilvl="1" w:tentative="1">
+      <w:start w:val="1"/>
+      <w:numFmt w:val="bullet"/>
+      <w:lvlText w:val="o"/>
+      <w:lvlJc w:val="left"/>
+      <w:pPr>
+        <w:tabs>
+          <w:tab w:val="num" w:pos="1440"/>
+        </w:tabs>
+        <w:ind w:left="1440" w:hanging="360"/>
+      </w:pPr>
+      <w:rPr>
+        <w:rFonts w:ascii="Courier New" w:hAnsi="Courier New" w:hint="default"/>
+        <w:sz w:val="20"/>
+      </w:rPr>
+    </w:lvl>
+    <w:lvl w:ilvl="2" w:tentative="1">
+      <w:start w:val="1"/>
+      <w:numFmt w:val="bullet"/>
+      <w:lvlText w:val=""/>
+      <w:lvlJc w:val="left"/>
+      <w:pPr>
+        <w:tabs>
+          <w:tab w:val="num" w:pos="2160"/>
+        </w:tabs>
+        <w:ind w:left="2160" w:hanging="360"/>
+      </w:pPr>
+      <w:rPr>
+        <w:rFonts w:ascii="Wingdings" w:hAnsi="Wingdings" w:hint="default"/>
+        <w:sz w:val="20"/>
+      </w:rPr>
+    </w:lvl>
+    <w:lvl w:ilvl="3" w:tentative="1">
+      <w:start w:val="1"/>
+      <w:numFmt w:val="bullet"/>
+      <w:lvlText w:val=""/>
+      <w:lvlJc w:val="left"/>
+      <w:pPr>
+        <w:tabs>
+          <w:tab w:val="num" w:pos="2880"/>
+        </w:tabs>
+        <w:ind w:left="2880" w:hanging="360"/>
+      </w:pPr>
+      <w:rPr>
+        <w:rFonts w:ascii="Wingdings" w:hAnsi="Wingdings" w:hint="default"/>
+        <w:sz w:val="20"/>
+      </w:rPr>
+    </w:lvl>
+    <w:lvl w:ilvl="4" w:tentative="1">
+      <w:start w:val="1"/>
+      <w:numFmt w:val="bullet"/>
+      <w:lvlText w:val=""/>
+      <w:lvlJc w:val="left"/>
+      <w:pPr>
+        <w:tabs>
+          <w:tab w:val="num" w:pos="3600"/>
+        </w:tabs>
+        <w:ind w:left="3600" w:hanging="360"/>
+      </w:pPr>
+      <w:rPr>
+        <w:rFonts w:ascii="Wingdings" w:hAnsi="Wingdings" w:hint="default"/>
+        <w:sz w:val="20"/>
+      </w:rPr>
+    </w:lvl>
+    <w:lvl w:ilvl="5" w:tentative="1">
+      <w:start w:val="1"/>
+      <w:numFmt w:val="bullet"/>
+      <w:lvlText w:val=""/>
+      <w:lvlJc w:val="left"/>
+      <w:pPr>
+        <w:tabs>
+          <w:tab w:val="num" w:pos="4320"/>
+        </w:tabs>
+        <w:ind w:left="4320" w:hanging="360"/>
+      </w:pPr>
+      <w:rPr>
+        <w:rFonts w:ascii="Wingdings" w:hAnsi="Wingdings" w:hint="default"/>
+        <w:sz w:val="20"/>
+      </w:rPr>
+    </w:lvl>
+    <w:lvl w:ilvl="6" w:tentative="1">
+      <w:start w:val="1"/>
+      <w:numFmt w:val="bullet"/>
+      <w:lvlText w:val=""/>
+      <w:lvlJc w:val="left"/>
+      <w:pPr>
+        <w:tabs>
+          <w:tab w:val="num" w:pos="5040"/>
+        </w:tabs>
+        <w:ind w:left="5040" w:hanging="360"/>
+      </w:pPr>
+      <w:rPr>
+        <w:rFonts w:ascii="Wingdings" w:hAnsi="Wingdings" w:hint="default"/>
+        <w:sz w:val="20"/>
+      </w:rPr>
+    </w:lvl>
+    <w:lvl w:ilvl="7" w:tentative="1">
+      <w:start w:val="1"/>
+      <w:numFmt w:val="bullet"/>
+      <w:lvlText w:val=""/>
+      <w:lvlJc w:val="left"/>
+      <w:pPr>
+        <w:tabs>
+          <w:tab w:val="num" w:pos="5760"/>
+        </w:tabs>
+        <w:ind w:left="5760" w:hanging="360"/>
+      </w:pPr>
+      <w:rPr>
+        <w:rFonts w:ascii="Wingdings" w:hAnsi="Wingdings" w:hint="default"/>
+        <w:sz w:val="20"/>
+      </w:rPr>
+    </w:lvl>
+    <w:lvl w:ilvl="8" w:tentative="1">
+      <w:start w:val="1"/>
+      <w:numFmt w:val="bullet"/>
+      <w:lvlText w:val=""/>
+      <w:lvlJc w:val="left"/>
+      <w:pPr>
+        <w:tabs>
+          <w:tab w:val="num" w:pos="6480"/>
+        </w:tabs>
+        <w:ind w:left="6480" w:hanging="360"/>
+      </w:pPr>
+      <w:rPr>
+        <w:rFonts w:ascii="Wingdings" w:hAnsi="Wingdings" w:hint="default"/>
+        <w:sz w:val="20"/>
+      </w:rPr>
+    </w:lvl>
+  </w:abstractNum>
+  <w:abstractNum w:abstractNumId="6" w15:restartNumberingAfterBreak="0">
     <w:nsid w:val="65E72693"/>
     <w:multiLevelType w:val="multilevel"/>
     <w:tmpl w:val="17A22004"/>
@@ -3432,19 +3792,25 @@
     </w:lvl>
   </w:abstractNum>
   <w:num w:numId="1" w16cid:durableId="1271812250">
-    <w:abstractNumId w:val="3"/>
+    <w:abstractNumId w:val="4"/>
   </w:num>
   <w:num w:numId="2" w16cid:durableId="407386257">
-    <w:abstractNumId w:val="1"/>
+    <w:abstractNumId w:val="2"/>
   </w:num>
   <w:num w:numId="3" w16cid:durableId="482431952">
     <w:abstractNumId w:val="0"/>
   </w:num>
   <w:num w:numId="4" w16cid:durableId="1511413485">
-    <w:abstractNumId w:val="4"/>
+    <w:abstractNumId w:val="6"/>
   </w:num>
   <w:num w:numId="5" w16cid:durableId="567881140">
-    <w:abstractNumId w:val="2"/>
+    <w:abstractNumId w:val="3"/>
+  </w:num>
+  <w:num w:numId="6" w16cid:durableId="424885426">
+    <w:abstractNumId w:val="1"/>
+  </w:num>
+  <w:num w:numId="7" w16cid:durableId="1211113884">
+    <w:abstractNumId w:val="5"/>
   </w:num>
 </w:numbering>
 </file>
